--- a/SubPages/Security_Risk/docs/Unit1_Reflection.docx
+++ b/SubPages/Security_Risk/docs/Unit1_Reflection.docx
@@ -383,7 +383,7 @@
           <w:i/>
           <w:iCs/>
         </w:rPr>
-        <w:t xml:space="preserve">Critical reflection in nursing and the helping professions: a user’s guide</w:t>
+        <w:t>Critical reflection for nursing and the helping professions: a user’s guide</w:t>
       </w:r>
       <w:r>
         <w:rPr>

--- a/SubPages/Security_Risk/docs/Unit1_Reflection.docx
+++ b/SubPages/Security_Risk/docs/Unit1_Reflection.docx
@@ -5,6 +5,7 @@
     <w:p>
       <w:pPr>
         <w:pStyle w:val="Title"/>
+        <w:spacing w:line="480" w:lineRule="auto"/>
       </w:pPr>
       <w:r>
         <w:t xml:space="preserve">Unit 1 Reflection: Definitions of Risk and the Risk Management Process</w:t>
@@ -12,10 +13,11 @@
     </w:p>
     <w:p>
       <w:pPr>
-        <w:spacing w:after="80"/>
-      </w:pPr>
-      <w:r>
-        <w:rPr>
+        <w:spacing w:after="80" w:line="480" w:lineRule="auto"/>
+      </w:pPr>
+      <w:r>
+        <w:rPr>
+          <w:rFonts w:ascii="Arial" w:hAnsi="Arial" w:cs="Arial" w:eastAsia="Arial"/>
           <w:color w:val="555555"/>
         </w:rPr>
         <w:t xml:space="preserve">Ian Stevens  |  Security and Risk Management, October 2025</w:t>
@@ -23,10 +25,11 @@
     </w:p>
     <w:p>
       <w:pPr>
-        <w:spacing w:after="240"/>
-      </w:pPr>
-      <w:r>
-        <w:rPr>
+        <w:spacing w:after="240" w:line="480" w:lineRule="auto"/>
+      </w:pPr>
+      <w:r>
+        <w:rPr>
+          <w:rFonts w:ascii="Arial" w:hAnsi="Arial" w:cs="Arial" w:eastAsia="Arial"/>
           <w:i/>
           <w:iCs/>
           <w:color w:val="555555"/>
@@ -37,6 +40,7 @@
     <w:p>
       <w:pPr>
         <w:pStyle w:val="Heading1"/>
+        <w:spacing w:line="480" w:lineRule="auto"/>
       </w:pPr>
       <w:r>
         <w:t xml:space="preserve">What?</w:t>
@@ -44,7 +48,7 @@
     </w:p>
     <w:p>
       <w:pPr>
-        <w:spacing w:after="160" w:line="300"/>
+        <w:spacing w:after="160" w:line="480" w:lineRule="auto"/>
         <w:jc w:val="both"/>
       </w:pPr>
       <w:r>
@@ -54,6 +58,7 @@
     <w:p>
       <w:pPr>
         <w:pStyle w:val="Heading1"/>
+        <w:spacing w:line="480" w:lineRule="auto"/>
       </w:pPr>
       <w:r>
         <w:t xml:space="preserve">So what?</w:t>
@@ -61,7 +66,7 @@
     </w:p>
     <w:p>
       <w:pPr>
-        <w:spacing w:after="160" w:line="300"/>
+        <w:spacing w:after="160" w:line="480" w:lineRule="auto"/>
         <w:jc w:val="both"/>
       </w:pPr>
       <w:r>
@@ -70,7 +75,7 @@
     </w:p>
     <w:p>
       <w:pPr>
-        <w:spacing w:after="160" w:line="300"/>
+        <w:spacing w:after="160" w:line="480" w:lineRule="auto"/>
         <w:jc w:val="both"/>
       </w:pPr>
       <w:r>
@@ -79,7 +84,7 @@
     </w:p>
     <w:p>
       <w:pPr>
-        <w:spacing w:after="160" w:line="300"/>
+        <w:spacing w:after="160" w:line="480" w:lineRule="auto"/>
         <w:jc w:val="both"/>
       </w:pPr>
       <w:r>
@@ -88,7 +93,7 @@
     </w:p>
     <w:p>
       <w:pPr>
-        <w:spacing w:after="160" w:line="300"/>
+        <w:spacing w:after="160" w:line="480" w:lineRule="auto"/>
         <w:jc w:val="both"/>
       </w:pPr>
       <w:r>
@@ -97,7 +102,7 @@
     </w:p>
     <w:p>
       <w:pPr>
-        <w:spacing w:after="160" w:line="300"/>
+        <w:spacing w:after="160" w:line="480" w:lineRule="auto"/>
         <w:jc w:val="both"/>
       </w:pPr>
       <w:r>
@@ -107,6 +112,7 @@
     <w:p>
       <w:pPr>
         <w:pStyle w:val="Heading1"/>
+        <w:spacing w:line="480" w:lineRule="auto"/>
       </w:pPr>
       <w:r>
         <w:t xml:space="preserve">Now what?</w:t>
@@ -114,7 +120,7 @@
     </w:p>
     <w:p>
       <w:pPr>
-        <w:spacing w:after="160" w:line="300"/>
+        <w:spacing w:after="160" w:line="480" w:lineRule="auto"/>
         <w:jc w:val="both"/>
       </w:pPr>
       <w:r>
@@ -124,6 +130,7 @@
     <w:p>
       <w:pPr>
         <w:pStyle w:val="Heading1"/>
+        <w:spacing w:line="480" w:lineRule="auto"/>
       </w:pPr>
       <w:r>
         <w:t xml:space="preserve">References</w:t>
@@ -131,11 +138,12 @@
     </w:p>
     <w:p>
       <w:pPr>
-        <w:spacing w:after="120"/>
+        <w:spacing w:after="120" w:line="480" w:lineRule="auto"/>
         <w:ind w:left="567" w:hanging="567"/>
       </w:pPr>
       <w:r>
         <w:rPr>
+          <w:rFonts w:ascii="Arial" w:hAnsi="Arial" w:cs="Arial" w:eastAsia="Arial"/>
           <w:i w:val="false"/>
           <w:iCs w:val="false"/>
         </w:rPr>
@@ -143,6 +151,7 @@
       </w:r>
       <w:r>
         <w:rPr>
+          <w:rFonts w:ascii="Arial" w:hAnsi="Arial" w:cs="Arial" w:eastAsia="Arial"/>
           <w:i/>
           <w:iCs/>
         </w:rPr>
@@ -150,6 +159,7 @@
       </w:r>
       <w:r>
         <w:rPr>
+          <w:rFonts w:ascii="Arial" w:hAnsi="Arial" w:cs="Arial" w:eastAsia="Arial"/>
           <w:i w:val="false"/>
           <w:iCs w:val="false"/>
         </w:rPr>
@@ -159,12 +169,14 @@
         <w:r>
           <w:rPr>
             <w:rStyle w:val="Hyperlink"/>
+            <w:rFonts w:ascii="Arial" w:hAnsi="Arial" w:cs="Arial" w:eastAsia="Arial"/>
           </w:rPr>
           <w:t xml:space="preserve">https://doi.org/10.4324/9781003494317</w:t>
         </w:r>
       </w:hyperlink>
       <w:r>
         <w:rPr>
+          <w:rFonts w:ascii="Arial" w:hAnsi="Arial" w:cs="Arial" w:eastAsia="Arial"/>
           <w:i w:val="false"/>
           <w:iCs w:val="false"/>
         </w:rPr>
@@ -173,11 +185,12 @@
     </w:p>
     <w:p>
       <w:pPr>
-        <w:spacing w:after="120"/>
+        <w:spacing w:after="120" w:line="480" w:lineRule="auto"/>
         <w:ind w:left="567" w:hanging="567"/>
       </w:pPr>
       <w:r>
         <w:rPr>
+          <w:rFonts w:ascii="Arial" w:hAnsi="Arial" w:cs="Arial" w:eastAsia="Arial"/>
           <w:i w:val="false"/>
           <w:iCs w:val="false"/>
         </w:rPr>
@@ -185,6 +198,7 @@
       </w:r>
       <w:r>
         <w:rPr>
+          <w:rFonts w:ascii="Arial" w:hAnsi="Arial" w:cs="Arial" w:eastAsia="Arial"/>
           <w:i/>
           <w:iCs/>
         </w:rPr>
@@ -192,6 +206,7 @@
       </w:r>
       <w:r>
         <w:rPr>
+          <w:rFonts w:ascii="Arial" w:hAnsi="Arial" w:cs="Arial" w:eastAsia="Arial"/>
           <w:i w:val="false"/>
           <w:iCs w:val="false"/>
         </w:rPr>
@@ -200,11 +215,12 @@
     </w:p>
     <w:p>
       <w:pPr>
-        <w:spacing w:after="120"/>
+        <w:spacing w:after="120" w:line="480" w:lineRule="auto"/>
         <w:ind w:left="567" w:hanging="567"/>
       </w:pPr>
       <w:r>
         <w:rPr>
+          <w:rFonts w:ascii="Arial" w:hAnsi="Arial" w:cs="Arial" w:eastAsia="Arial"/>
           <w:i w:val="false"/>
           <w:iCs w:val="false"/>
         </w:rPr>
@@ -212,6 +228,7 @@
       </w:r>
       <w:r>
         <w:rPr>
+          <w:rFonts w:ascii="Arial" w:hAnsi="Arial" w:cs="Arial" w:eastAsia="Arial"/>
           <w:i/>
           <w:iCs/>
         </w:rPr>
@@ -219,6 +236,7 @@
       </w:r>
       <w:r>
         <w:rPr>
+          <w:rFonts w:ascii="Arial" w:hAnsi="Arial" w:cs="Arial" w:eastAsia="Arial"/>
           <w:i w:val="false"/>
           <w:iCs w:val="false"/>
         </w:rPr>
@@ -228,12 +246,14 @@
         <w:r>
           <w:rPr>
             <w:rStyle w:val="Hyperlink"/>
+            <w:rFonts w:ascii="Arial" w:hAnsi="Arial" w:cs="Arial" w:eastAsia="Arial"/>
           </w:rPr>
           <w:t xml:space="preserve">https://doi.org/10.1145/3630106.3658950</w:t>
         </w:r>
       </w:hyperlink>
       <w:r>
         <w:rPr>
+          <w:rFonts w:ascii="Arial" w:hAnsi="Arial" w:cs="Arial" w:eastAsia="Arial"/>
           <w:i w:val="false"/>
           <w:iCs w:val="false"/>
         </w:rPr>
@@ -242,11 +262,12 @@
     </w:p>
     <w:p>
       <w:pPr>
-        <w:spacing w:after="120"/>
+        <w:spacing w:after="120" w:line="480" w:lineRule="auto"/>
         <w:ind w:left="567" w:hanging="567"/>
       </w:pPr>
       <w:r>
         <w:rPr>
+          <w:rFonts w:ascii="Arial" w:hAnsi="Arial" w:cs="Arial" w:eastAsia="Arial"/>
           <w:i w:val="false"/>
           <w:iCs w:val="false"/>
         </w:rPr>
@@ -254,6 +275,7 @@
       </w:r>
       <w:r>
         <w:rPr>
+          <w:rFonts w:ascii="Arial" w:hAnsi="Arial" w:cs="Arial" w:eastAsia="Arial"/>
           <w:i/>
           <w:iCs/>
         </w:rPr>
@@ -261,6 +283,7 @@
       </w:r>
       <w:r>
         <w:rPr>
+          <w:rFonts w:ascii="Arial" w:hAnsi="Arial" w:cs="Arial" w:eastAsia="Arial"/>
           <w:i w:val="false"/>
           <w:iCs w:val="false"/>
         </w:rPr>
@@ -270,12 +293,14 @@
         <w:r>
           <w:rPr>
             <w:rStyle w:val="Hyperlink"/>
+            <w:rFonts w:ascii="Arial" w:hAnsi="Arial" w:cs="Arial" w:eastAsia="Arial"/>
           </w:rPr>
           <w:t xml:space="preserve">https://www.oreilly.com/library/view/the-failure-of/9781119522034/</w:t>
         </w:r>
       </w:hyperlink>
       <w:r>
         <w:rPr>
+          <w:rFonts w:ascii="Arial" w:hAnsi="Arial" w:cs="Arial" w:eastAsia="Arial"/>
           <w:i w:val="false"/>
           <w:iCs w:val="false"/>
         </w:rPr>
@@ -284,11 +309,12 @@
     </w:p>
     <w:p>
       <w:pPr>
-        <w:spacing w:after="120"/>
+        <w:spacing w:after="120" w:line="480" w:lineRule="auto"/>
         <w:ind w:left="567" w:hanging="567"/>
       </w:pPr>
       <w:r>
         <w:rPr>
+          <w:rFonts w:ascii="Arial" w:hAnsi="Arial" w:cs="Arial" w:eastAsia="Arial"/>
           <w:i w:val="false"/>
           <w:iCs w:val="false"/>
         </w:rPr>
@@ -296,6 +322,7 @@
       </w:r>
       <w:r>
         <w:rPr>
+          <w:rFonts w:ascii="Arial" w:hAnsi="Arial" w:cs="Arial" w:eastAsia="Arial"/>
           <w:i/>
           <w:iCs/>
         </w:rPr>
@@ -303,6 +330,7 @@
       </w:r>
       <w:r>
         <w:rPr>
+          <w:rFonts w:ascii="Arial" w:hAnsi="Arial" w:cs="Arial" w:eastAsia="Arial"/>
           <w:i w:val="false"/>
           <w:iCs w:val="false"/>
         </w:rPr>
@@ -312,12 +340,14 @@
         <w:r>
           <w:rPr>
             <w:rStyle w:val="Hyperlink"/>
+            <w:rFonts w:ascii="Arial" w:hAnsi="Arial" w:cs="Arial" w:eastAsia="Arial"/>
           </w:rPr>
           <w:t xml:space="preserve">https://www.iso.org/standard/65694.html</w:t>
         </w:r>
       </w:hyperlink>
       <w:r>
         <w:rPr>
+          <w:rFonts w:ascii="Arial" w:hAnsi="Arial" w:cs="Arial" w:eastAsia="Arial"/>
           <w:i w:val="false"/>
           <w:iCs w:val="false"/>
         </w:rPr>
@@ -326,11 +356,12 @@
     </w:p>
     <w:p>
       <w:pPr>
-        <w:spacing w:after="120"/>
+        <w:spacing w:after="120" w:line="480" w:lineRule="auto"/>
         <w:ind w:left="567" w:hanging="567"/>
       </w:pPr>
       <w:r>
         <w:rPr>
+          <w:rFonts w:ascii="Arial" w:hAnsi="Arial" w:cs="Arial" w:eastAsia="Arial"/>
           <w:i w:val="false"/>
           <w:iCs w:val="false"/>
         </w:rPr>
@@ -338,6 +369,7 @@
       </w:r>
       <w:r>
         <w:rPr>
+          <w:rFonts w:ascii="Arial" w:hAnsi="Arial" w:cs="Arial" w:eastAsia="Arial"/>
           <w:i/>
           <w:iCs/>
         </w:rPr>
@@ -345,6 +377,7 @@
       </w:r>
       <w:r>
         <w:rPr>
+          <w:rFonts w:ascii="Arial" w:hAnsi="Arial" w:cs="Arial" w:eastAsia="Arial"/>
           <w:i w:val="false"/>
           <w:iCs w:val="false"/>
         </w:rPr>
@@ -354,12 +387,14 @@
         <w:r>
           <w:rPr>
             <w:rStyle w:val="Hyperlink"/>
+            <w:rFonts w:ascii="Arial" w:hAnsi="Arial" w:cs="Arial" w:eastAsia="Arial"/>
           </w:rPr>
           <w:t xml:space="preserve">https://doi.org/10.6028/NIST.SP.800-30r1</w:t>
         </w:r>
       </w:hyperlink>
       <w:r>
         <w:rPr>
+          <w:rFonts w:ascii="Arial" w:hAnsi="Arial" w:cs="Arial" w:eastAsia="Arial"/>
           <w:i w:val="false"/>
           <w:iCs w:val="false"/>
         </w:rPr>
@@ -368,11 +403,12 @@
     </w:p>
     <w:p>
       <w:pPr>
-        <w:spacing w:after="120"/>
+        <w:spacing w:after="120" w:line="480" w:lineRule="auto"/>
         <w:ind w:left="567" w:hanging="567"/>
       </w:pPr>
       <w:r>
         <w:rPr>
+          <w:rFonts w:ascii="Arial" w:hAnsi="Arial" w:cs="Arial" w:eastAsia="Arial"/>
           <w:i w:val="false"/>
           <w:iCs w:val="false"/>
         </w:rPr>
@@ -380,6 +416,7 @@
       </w:r>
       <w:r>
         <w:rPr>
+          <w:rFonts w:ascii="Arial" w:hAnsi="Arial" w:cs="Arial" w:eastAsia="Arial"/>
           <w:i/>
           <w:iCs/>
         </w:rPr>
@@ -387,6 +424,7 @@
       </w:r>
       <w:r>
         <w:rPr>
+          <w:rFonts w:ascii="Arial" w:hAnsi="Arial" w:cs="Arial" w:eastAsia="Arial"/>
           <w:i w:val="false"/>
           <w:iCs w:val="false"/>
         </w:rPr>
@@ -395,11 +433,12 @@
     </w:p>
     <w:p>
       <w:pPr>
-        <w:spacing w:after="120"/>
+        <w:spacing w:after="120" w:line="480" w:lineRule="auto"/>
         <w:ind w:left="567" w:hanging="567"/>
       </w:pPr>
       <w:r>
         <w:rPr>
+          <w:rFonts w:ascii="Arial" w:hAnsi="Arial" w:cs="Arial" w:eastAsia="Arial"/>
           <w:i w:val="false"/>
           <w:iCs w:val="false"/>
         </w:rPr>
@@ -407,6 +446,7 @@
       </w:r>
       <w:r>
         <w:rPr>
+          <w:rFonts w:ascii="Arial" w:hAnsi="Arial" w:cs="Arial" w:eastAsia="Arial"/>
           <w:i/>
           <w:iCs/>
         </w:rPr>
@@ -414,6 +454,7 @@
       </w:r>
       <w:r>
         <w:rPr>
+          <w:rFonts w:ascii="Arial" w:hAnsi="Arial" w:cs="Arial" w:eastAsia="Arial"/>
           <w:i w:val="false"/>
           <w:iCs w:val="false"/>
         </w:rPr>
@@ -423,12 +464,14 @@
         <w:r>
           <w:rPr>
             <w:rStyle w:val="Hyperlink"/>
+            <w:rFonts w:ascii="Arial" w:hAnsi="Arial" w:cs="Arial" w:eastAsia="Arial"/>
           </w:rPr>
           <w:t xml:space="preserve">https://doi.org/10.6028/NIST.SP.800-30</w:t>
         </w:r>
       </w:hyperlink>
       <w:r>
         <w:rPr>
+          <w:rFonts w:ascii="Arial" w:hAnsi="Arial" w:cs="Arial" w:eastAsia="Arial"/>
           <w:i w:val="false"/>
           <w:iCs w:val="false"/>
         </w:rPr>
@@ -437,11 +480,12 @@
     </w:p>
     <w:p>
       <w:pPr>
-        <w:spacing w:after="120"/>
+        <w:spacing w:after="120" w:line="480" w:lineRule="auto"/>
         <w:ind w:left="567" w:hanging="567"/>
       </w:pPr>
       <w:r>
         <w:rPr>
+          <w:rFonts w:ascii="Arial" w:hAnsi="Arial" w:cs="Arial" w:eastAsia="Arial"/>
           <w:i w:val="false"/>
           <w:iCs w:val="false"/>
         </w:rPr>
@@ -449,6 +493,7 @@
       </w:r>
       <w:r>
         <w:rPr>
+          <w:rFonts w:ascii="Arial" w:hAnsi="Arial" w:cs="Arial" w:eastAsia="Arial"/>
           <w:i/>
           <w:iCs/>
         </w:rPr>
@@ -456,6 +501,7 @@
       </w:r>
       <w:r>
         <w:rPr>
+          <w:rFonts w:ascii="Arial" w:hAnsi="Arial" w:cs="Arial" w:eastAsia="Arial"/>
           <w:i w:val="false"/>
           <w:iCs w:val="false"/>
         </w:rPr>
@@ -465,12 +511,14 @@
         <w:r>
           <w:rPr>
             <w:rStyle w:val="Hyperlink"/>
+            <w:rFonts w:ascii="Arial" w:hAnsi="Arial" w:cs="Arial" w:eastAsia="Arial"/>
           </w:rPr>
           <w:t xml:space="preserve">https://www.oreilly.com/library/view/information-risk-management/9781780175751/</w:t>
         </w:r>
       </w:hyperlink>
       <w:r>
         <w:rPr>
+          <w:rFonts w:ascii="Arial" w:hAnsi="Arial" w:cs="Arial" w:eastAsia="Arial"/>
           <w:i w:val="false"/>
           <w:iCs w:val="false"/>
         </w:rPr>
@@ -478,7 +526,8 @@
       </w:r>
     </w:p>
     <w:sectPr>
-      <w:pgSz w:w="11906" w:h="16838" w:orient="portrait"/>
+      <w:footerReference w:type="default" r:id="rId7"/>
+      <w:pgSz w:w="11906" w:h="16838"/>
       <w:pgMar w:top="1440" w:right="1440" w:bottom="1440" w:left="1440" w:header="708" w:footer="708" w:gutter="0"/>
       <w:pgNumType/>
       <w:docGrid w:linePitch="360"/>
@@ -526,6 +575,58 @@
     </w:p>
   </w:endnote>
 </w:endnotes>
+</file>
+
+<file path=word/footer1.xml><?xml version="1.0" encoding="utf-8"?>
+<w:ftr xmlns:m="http://schemas.openxmlformats.org/officeDocument/2006/math" xmlns:mc="http://schemas.openxmlformats.org/markup-compatibility/2006" xmlns:mo="http://schemas.microsoft.com/office/mac/office/2008/main" xmlns:mv="urn:schemas-microsoft-com:mac:vml" xmlns:o="urn:schemas-microsoft-com:office:office" xmlns:r="http://schemas.openxmlformats.org/officeDocument/2006/relationships" xmlns:v="urn:schemas-microsoft-com:vml" xmlns:w10="urn:schemas-microsoft-com:office:word" xmlns:w14="http://schemas.microsoft.com/office/word/2010/wordml" xmlns:w="http://schemas.openxmlformats.org/wordprocessingml/2006/main" xmlns:wne="http://schemas.microsoft.com/office/word/2006/wordml" xmlns:wp14="http://schemas.microsoft.com/office/word/2010/wordprocessingDrawing" xmlns:wp="http://schemas.openxmlformats.org/drawingml/2006/wordprocessingDrawing" xmlns:wpc="http://schemas.microsoft.com/office/word/2010/wordprocessingCanvas" xmlns:wpg="http://schemas.microsoft.com/office/word/2010/wordprocessingGroup" xmlns:wpi="http://schemas.microsoft.com/office/word/2010/wordprocessingInk" xmlns:wps="http://schemas.microsoft.com/office/word/2010/wordprocessingShape" mc:Ignorable="w14 wp14">
+  <w:p>
+    <w:pPr>
+      <w:pStyle w:val="Footer"/>
+      <w:spacing w:line="240" w:lineRule="auto"/>
+      <w:jc w:val="center"/>
+    </w:pPr>
+    <w:r>
+      <w:rPr>
+        <w:rFonts w:ascii="Arial" w:hAnsi="Arial" w:cs="Arial" w:eastAsia="Arial"/>
+        <w:sz w:val="24"/>
+        <w:szCs w:val="24"/>
+      </w:rPr>
+      <w:fldChar w:fldCharType="begin"/>
+    </w:r>
+    <w:r>
+      <w:rPr>
+        <w:rFonts w:ascii="Arial" w:hAnsi="Arial" w:cs="Arial" w:eastAsia="Arial"/>
+        <w:sz w:val="24"/>
+        <w:szCs w:val="24"/>
+      </w:rPr>
+      <w:instrText xml:space="preserve"> PAGE </w:instrText>
+    </w:r>
+    <w:r>
+      <w:rPr>
+        <w:rFonts w:ascii="Arial" w:hAnsi="Arial" w:cs="Arial" w:eastAsia="Arial"/>
+        <w:sz w:val="24"/>
+        <w:szCs w:val="24"/>
+      </w:rPr>
+      <w:fldChar w:fldCharType="separate"/>
+    </w:r>
+    <w:r>
+      <w:rPr>
+        <w:rFonts w:ascii="Arial" w:hAnsi="Arial" w:cs="Arial" w:eastAsia="Arial"/>
+        <w:sz w:val="24"/>
+        <w:szCs w:val="24"/>
+      </w:rPr>
+      <w:t>1</w:t>
+    </w:r>
+    <w:r>
+      <w:rPr>
+        <w:rFonts w:ascii="Arial" w:hAnsi="Arial" w:cs="Arial" w:eastAsia="Arial"/>
+        <w:sz w:val="24"/>
+        <w:szCs w:val="24"/>
+      </w:rPr>
+      <w:fldChar w:fldCharType="end"/>
+    </w:r>
+  </w:p>
+</w:ftr>
 </file>
 
 <file path=word/footnotes.xml><?xml version="1.0" encoding="utf-8"?>
@@ -665,12 +766,16 @@
   <w:docDefaults>
     <w:rPrDefault>
       <w:rPr>
-        <w:rFonts w:ascii="Calibri" w:cs="Calibri" w:eastAsia="Calibri" w:hAnsi="Calibri"/>
-        <w:sz w:val="23"/>
-        <w:szCs w:val="23"/>
+        <w:rFonts w:ascii="Arial" w:hAnsi="Arial" w:cs="Arial" w:eastAsia="Arial"/>
+        <w:sz w:val="24"/>
+        <w:szCs w:val="24"/>
       </w:rPr>
     </w:rPrDefault>
-    <w:pPrDefault/>
+    <w:pPrDefault>
+      <w:pPr>
+        <w:spacing w:line="480" w:lineRule="auto"/>
+      </w:pPr>
+    </w:pPrDefault>
   </w:docDefaults>
   <w:style w:type="paragraph" w:styleId="Title">
     <w:name w:val="Title"/>
@@ -678,8 +783,10 @@
     <w:next w:val="Normal"/>
     <w:qFormat/>
     <w:rPr>
-      <w:sz w:val="56"/>
-      <w:szCs w:val="56"/>
+      <w:rFonts w:ascii="Arial" w:hAnsi="Arial" w:cs="Arial" w:eastAsia="Arial"/>
+      <w:b/>
+      <w:sz w:val="24"/>
+      <w:szCs w:val="24"/>
     </w:rPr>
   </w:style>
   <w:style w:type="paragraph" w:styleId="Heading1">
@@ -688,9 +795,11 @@
     <w:next w:val="Normal"/>
     <w:qFormat/>
     <w:rPr>
+      <w:rFonts w:ascii="Arial" w:hAnsi="Arial" w:cs="Arial" w:eastAsia="Arial"/>
+      <w:b/>
       <w:color w:val="2E74B5"/>
-      <w:sz w:val="32"/>
-      <w:szCs w:val="32"/>
+      <w:sz w:val="24"/>
+      <w:szCs w:val="24"/>
     </w:rPr>
   </w:style>
   <w:style w:type="paragraph" w:styleId="Heading2">
@@ -699,9 +808,12 @@
     <w:next w:val="Normal"/>
     <w:qFormat/>
     <w:rPr>
+      <w:rFonts w:ascii="Arial" w:hAnsi="Arial" w:cs="Arial" w:eastAsia="Arial"/>
+      <w:b/>
+      <w:i/>
       <w:color w:val="2E74B5"/>
-      <w:sz w:val="26"/>
-      <w:szCs w:val="26"/>
+      <w:sz w:val="24"/>
+      <w:szCs w:val="24"/>
     </w:rPr>
   </w:style>
   <w:style w:type="paragraph" w:styleId="Heading3">
@@ -710,6 +822,9 @@
     <w:next w:val="Normal"/>
     <w:qFormat/>
     <w:rPr>
+      <w:rFonts w:ascii="Arial" w:hAnsi="Arial" w:cs="Arial" w:eastAsia="Arial"/>
+      <w:b/>
+      <w:i/>
       <w:color w:val="1F4D78"/>
       <w:sz w:val="24"/>
       <w:szCs w:val="24"/>
@@ -721,6 +836,7 @@
     <w:next w:val="Normal"/>
     <w:qFormat/>
     <w:rPr>
+      <w:rFonts w:ascii="Arial" w:hAnsi="Arial" w:cs="Arial" w:eastAsia="Arial"/>
       <w:i/>
       <w:iCs/>
       <w:color w:val="2E74B5"/>
@@ -732,6 +848,7 @@
     <w:next w:val="Normal"/>
     <w:qFormat/>
     <w:rPr>
+      <w:rFonts w:ascii="Arial" w:hAnsi="Arial" w:cs="Arial" w:eastAsia="Arial"/>
       <w:color w:val="2E74B5"/>
     </w:rPr>
   </w:style>
@@ -741,6 +858,7 @@
     <w:next w:val="Normal"/>
     <w:qFormat/>
     <w:rPr>
+      <w:rFonts w:ascii="Arial" w:hAnsi="Arial" w:cs="Arial" w:eastAsia="Arial"/>
       <w:color w:val="1F4D78"/>
     </w:rPr>
   </w:style>
@@ -750,6 +868,7 @@
     <w:next w:val="Normal"/>
     <w:qFormat/>
     <w:rPr>
+      <w:rFonts w:ascii="Arial" w:hAnsi="Arial" w:cs="Arial" w:eastAsia="Arial"/>
       <w:b/>
       <w:bCs/>
     </w:rPr>
@@ -765,6 +884,7 @@
     <w:uiPriority w:val="99"/>
     <w:unhideWhenUsed/>
     <w:rPr>
+      <w:rFonts w:ascii="Arial" w:hAnsi="Arial" w:cs="Arial" w:eastAsia="Arial"/>
       <w:color w:val="0563C1"/>
       <w:u w:val="single"/>
     </w:rPr>
@@ -776,6 +896,7 @@
     <w:semiHidden/>
     <w:unhideWhenUsed/>
     <w:rPr>
+      <w:rFonts w:ascii="Arial" w:hAnsi="Arial" w:cs="Arial" w:eastAsia="Arial"/>
       <w:vertAlign w:val="superscript"/>
     </w:rPr>
   </w:style>
@@ -787,11 +908,12 @@
     <w:semiHidden/>
     <w:unhideWhenUsed/>
     <w:pPr>
-      <w:spacing w:after="0" w:line="240" w:lineRule="auto"/>
+      <w:spacing w:after="0" w:line="480" w:lineRule="auto"/>
     </w:pPr>
     <w:rPr>
-      <w:sz w:val="20"/>
-      <w:szCs w:val="20"/>
+      <w:rFonts w:ascii="Arial" w:hAnsi="Arial" w:cs="Arial" w:eastAsia="Arial"/>
+      <w:sz w:val="24"/>
+      <w:szCs w:val="24"/>
     </w:rPr>
   </w:style>
   <w:style w:type="character" w:styleId="FootnoteTextChar">
@@ -802,8 +924,9 @@
     <w:semiHidden/>
     <w:unhideWhenUsed/>
     <w:rPr>
-      <w:sz w:val="20"/>
-      <w:szCs w:val="20"/>
+      <w:rFonts w:ascii="Arial" w:hAnsi="Arial" w:cs="Arial" w:eastAsia="Arial"/>
+      <w:sz w:val="24"/>
+      <w:szCs w:val="24"/>
     </w:rPr>
   </w:style>
   <w:style w:type="character" w:styleId="EndnoteReference">
@@ -813,6 +936,7 @@
     <w:semiHidden/>
     <w:unhideWhenUsed/>
     <w:rPr>
+      <w:rFonts w:ascii="Arial" w:hAnsi="Arial" w:cs="Arial" w:eastAsia="Arial"/>
       <w:vertAlign w:val="superscript"/>
     </w:rPr>
   </w:style>
@@ -824,11 +948,12 @@
     <w:semiHidden/>
     <w:unhideWhenUsed/>
     <w:pPr>
-      <w:spacing w:after="0" w:line="240" w:lineRule="auto"/>
+      <w:spacing w:after="0" w:line="480" w:lineRule="auto"/>
     </w:pPr>
     <w:rPr>
-      <w:sz w:val="20"/>
-      <w:szCs w:val="20"/>
+      <w:rFonts w:ascii="Arial" w:hAnsi="Arial" w:cs="Arial" w:eastAsia="Arial"/>
+      <w:sz w:val="24"/>
+      <w:szCs w:val="24"/>
     </w:rPr>
   </w:style>
   <w:style w:type="character" w:styleId="EndnoteTextChar">
@@ -839,8 +964,9 @@
     <w:semiHidden/>
     <w:unhideWhenUsed/>
     <w:rPr>
-      <w:sz w:val="20"/>
-      <w:szCs w:val="20"/>
+      <w:rFonts w:ascii="Arial" w:hAnsi="Arial" w:cs="Arial" w:eastAsia="Arial"/>
+      <w:sz w:val="24"/>
+      <w:szCs w:val="24"/>
     </w:rPr>
   </w:style>
   <w:style w:type="paragraph" w:styleId="Title">
@@ -850,12 +976,12 @@
       <w:spacing w:after="120"/>
     </w:pPr>
     <w:rPr>
-      <w:rFonts w:ascii="Calibri" w:cs="Calibri" w:eastAsia="Calibri" w:hAnsi="Calibri"/>
+      <w:rFonts w:ascii="Arial" w:hAnsi="Arial" w:cs="Arial" w:eastAsia="Arial"/>
       <w:b/>
       <w:bCs/>
       <w:color w:val="1F3864"/>
-      <w:sz w:val="34"/>
-      <w:szCs w:val="34"/>
+      <w:sz w:val="24"/>
+      <w:szCs w:val="24"/>
     </w:rPr>
   </w:style>
   <w:style w:type="paragraph" w:styleId="Heading1">
@@ -868,12 +994,12 @@
       <w:outlineLvl w:val="0"/>
     </w:pPr>
     <w:rPr>
-      <w:rFonts w:ascii="Calibri" w:cs="Calibri" w:eastAsia="Calibri" w:hAnsi="Calibri"/>
+      <w:rFonts w:ascii="Arial" w:hAnsi="Arial" w:cs="Arial" w:eastAsia="Arial"/>
       <w:b/>
       <w:bCs/>
       <w:color w:val="1F3864"/>
-      <w:sz w:val="27"/>
-      <w:szCs w:val="27"/>
+      <w:sz w:val="24"/>
+      <w:szCs w:val="24"/>
     </w:rPr>
   </w:style>
 </w:styles>

--- a/SubPages/Security_Risk/docs/Unit1_Reflection.docx
+++ b/SubPages/Security_Risk/docs/Unit1_Reflection.docx
@@ -202,15 +202,15 @@
           <w:i/>
           <w:iCs/>
         </w:rPr>
-        <w:t xml:space="preserve">A risk assessment report for Pampered Pets based on ISO/IEC 27005:2022 and ISO 31000:2018</w:t>
-      </w:r>
-      <w:r>
-        <w:rPr>
-          <w:rFonts w:ascii="Arial" w:hAnsi="Arial" w:cs="Arial" w:eastAsia="Arial"/>
-          <w:i w:val="false"/>
-          <w:iCs w:val="false"/>
-        </w:rPr>
-        <w:t xml:space="preserve">. Unpublished team report, Security and Risk Management module. University of Essex Online.</w:t>
+        <w:t>A risk assessment report for Pampered Pets based on IEC27005:2022 / ISO/IEC31000:2018</w:t>
+      </w:r>
+      <w:r>
+        <w:rPr>
+          <w:rFonts w:ascii="Arial" w:hAnsi="Arial" w:cs="Arial" w:eastAsia="Arial"/>
+          <w:i w:val="false"/>
+          <w:iCs w:val="false"/>
+        </w:rPr>
+        <w:t xml:space="preserve"> [sic]. Unpublished team report, Security and Risk Management module. University of Essex Online.</w:t>
       </w:r>
     </w:p>
     <w:p>
